--- a/docs/reports/RAMEI-Final-Report.docx
+++ b/docs/reports/RAMEI-Final-Report.docx
@@ -1232,7 +1232,7 @@
         <w:spacing w:after="60"/>
       </w:pPr>
       <w:r>
-        <w:t xml:space="preserve">Engineering practice: architecture decision records, CI, 62 automated tests, container images.</w:t>
+        <w:t xml:space="preserve">Engineering practice: architecture decision records, CI, 64 automated tests, container images.</w:t>
       </w:r>
     </w:p>
     <w:p>
@@ -3647,7 +3647,7 @@
         <w:t xml:space="preserve">Tests:</w:t>
       </w:r>
       <w:r>
-        <w:t xml:space="preserve"> 62 automated tests (38 ML, 19 backend, 5 frontend) that run without datasets.</w:t>
+        <w:t xml:space="preserve"> 64 automated tests (39 ML, 20 backend, 5 frontend) that run without datasets.</w:t>
       </w:r>
     </w:p>
     <w:p>
